--- a/HW01_A2_17890925371720159.docx
+++ b/HW01_A2_17890925371720159.docx
@@ -341,11 +341,19 @@
             <w:tcW w:w="8277" w:type="dxa"/>
           </w:tcPr>
           <w:p>
+            <w:commentRangeStart w:id="1"/>
             <w:r>
               <w:t>Write your answer here.  (iv)</w:t>
             </w:r>
             <w:r>
               <w:t xml:space="preserve"> O(log n) because the runtime grows linearly when n grows exponentially</w:t>
+            </w:r>
+            <w:commentRangeEnd w:id="1"/>
+            <w:r>
+              <w:rPr>
+                <w:rStyle w:val="CommentReference"/>
+              </w:rPr>
+              <w:commentReference w:id="1"/>
             </w:r>
           </w:p>
           <w:p/>
@@ -407,8 +415,16 @@
             <w:tcW w:w="8277" w:type="dxa"/>
           </w:tcPr>
           <w:p>
+            <w:commentRangeStart w:id="2"/>
             <w:r>
               <w:t>the items have been sorted</w:t>
+            </w:r>
+            <w:commentRangeEnd w:id="2"/>
+            <w:r>
+              <w:rPr>
+                <w:rStyle w:val="CommentReference"/>
+              </w:rPr>
+              <w:commentReference w:id="2"/>
             </w:r>
           </w:p>
         </w:tc>
@@ -1734,8 +1750,16 @@
             <w:tcW w:w="8277" w:type="dxa"/>
           </w:tcPr>
           <w:p>
+            <w:commentRangeStart w:id="3"/>
             <w:r>
               <w:t>3,5,4 number of comparisons: 3</w:t>
+            </w:r>
+            <w:commentRangeEnd w:id="3"/>
+            <w:r>
+              <w:rPr>
+                <w:rStyle w:val="CommentReference"/>
+              </w:rPr>
+              <w:commentReference w:id="3"/>
             </w:r>
           </w:p>
           <w:p>
@@ -1774,8 +1798,16 @@
             <w:tcW w:w="8277" w:type="dxa"/>
           </w:tcPr>
           <w:p>
+            <w:commentRangeStart w:id="4"/>
             <w:r>
               <w:t>check each element of an array one by one, if an element is smaller than the element to its left, the element will be moved to the left place by place until the element to its left is smaller, or until it reaches the leftmost position.</w:t>
+            </w:r>
+            <w:commentRangeEnd w:id="4"/>
+            <w:r>
+              <w:rPr>
+                <w:rStyle w:val="CommentReference"/>
+              </w:rPr>
+              <w:commentReference w:id="4"/>
             </w:r>
           </w:p>
         </w:tc>
@@ -1812,6 +1844,7 @@
                 <w:szCs w:val="18"/>
               </w:rPr>
             </w:pPr>
+            <w:commentRangeStart w:id="5"/>
             <w:r>
               <w:rPr>
                 <w:rFonts w:ascii="Menlo" w:hAnsi="Menlo" w:cs="Menlo"/>
@@ -1865,6 +1898,13 @@
                 <w:szCs w:val="18"/>
               </w:rPr>
               <w:t>):</w:t>
+            </w:r>
+            <w:commentRangeEnd w:id="5"/>
+            <w:r>
+              <w:rPr>
+                <w:rStyle w:val="CommentReference"/>
+              </w:rPr>
+              <w:commentReference w:id="5"/>
             </w:r>
           </w:p>
           <w:p>
@@ -2889,8 +2929,16 @@
             <w:tcW w:w="2771" w:type="dxa"/>
           </w:tcPr>
           <w:p>
+            <w:commentRangeStart w:id="6"/>
             <w:r>
               <w:t>8</w:t>
+            </w:r>
+            <w:commentRangeEnd w:id="6"/>
+            <w:r>
+              <w:rPr>
+                <w:rStyle w:val="CommentReference"/>
+              </w:rPr>
+              <w:commentReference w:id="6"/>
             </w:r>
           </w:p>
         </w:tc>
@@ -3101,8 +3149,16 @@
             <w:tcW w:w="8277" w:type="dxa"/>
           </w:tcPr>
           <w:p>
+            <w:commentRangeStart w:id="7"/>
             <w:r>
               <w:t>there will be a lot of winding, with a lot of frames being pushed onto the stack, taking up a lot of memory space. The number of frames grow exponentially with the growth of n.</w:t>
+            </w:r>
+            <w:commentRangeEnd w:id="7"/>
+            <w:r>
+              <w:rPr>
+                <w:rStyle w:val="CommentReference"/>
+              </w:rPr>
+              <w:commentReference w:id="7"/>
             </w:r>
           </w:p>
         </w:tc>
@@ -3139,6 +3195,7 @@
                 <w:szCs w:val="18"/>
               </w:rPr>
             </w:pPr>
+            <w:commentRangeStart w:id="8"/>
             <w:r>
               <w:rPr>
                 <w:rFonts w:ascii="Menlo" w:hAnsi="Menlo" w:cs="Menlo"/>
@@ -3192,6 +3249,13 @@
                 <w:szCs w:val="18"/>
               </w:rPr>
               <w:t>):</w:t>
+            </w:r>
+            <w:commentRangeEnd w:id="8"/>
+            <w:r>
+              <w:rPr>
+                <w:rStyle w:val="CommentReference"/>
+              </w:rPr>
+              <w:commentReference w:id="8"/>
             </w:r>
           </w:p>
           <w:p>
@@ -3644,6 +3708,7 @@
                 <w:szCs w:val="18"/>
               </w:rPr>
             </w:pPr>
+            <w:commentRangeStart w:id="9"/>
             <w:r>
               <w:rPr>
                 <w:rFonts w:ascii="Menlo" w:hAnsi="Menlo" w:cs="Menlo"/>
@@ -3787,6 +3852,13 @@
                 <w:szCs w:val="18"/>
               </w:rPr>
               <w:t>)]</w:t>
+            </w:r>
+            <w:commentRangeEnd w:id="9"/>
+            <w:r>
+              <w:rPr>
+                <w:rStyle w:val="CommentReference"/>
+              </w:rPr>
+              <w:commentReference w:id="9"/>
             </w:r>
           </w:p>
           <w:p>
@@ -5198,6 +5270,74 @@
     </w:sectPr>
   </w:body>
 </w:document>
+</file>
+
+<file path=word/comments.xml><?xml version="1.0" encoding="utf-8"?>
+<w:comments xmlns:w="http://schemas.openxmlformats.org/wordprocessingml/2006/main">
+  <w:comment w:id="1" w:author="Teacher" w:date="2026-09-19T00:00:00Z">
+    <w:p>
+      <w:r>
+        <w:t xml:space="preserve">1/2 - O(log n) is correct, but the reason is not clear. In this code n is halved on each iteration, so the number of iterations is logarithmic. (-1)</w:t>
+      </w:r>
+    </w:p>
+  </w:comment>
+  <w:comment w:id="2" w:author="Teacher" w:date="2026-09-19T00:00:00Z">
+    <w:p>
+      <w:r>
+        <w:t xml:space="preserve">1/2 - You state that the data must be sorted, which earns 1 mark. The second mark is for specifying the order (ascending or descending). (-1)</w:t>
+      </w:r>
+    </w:p>
+  </w:comment>
+  <w:comment w:id="3" w:author="Teacher" w:date="2026-09-19T00:00:00Z">
+    <w:p>
+      <w:r>
+        <w:t xml:space="preserve">4/6 - The sequence of mid indices (3, 5, 4) and both comparison counts are correct. Two points are missing: for the search for 16 you should state that it is found at index 4, and for 20 you should state why the loop stops (lower becomes 5, which is greater than upper, 4). (-2)</w:t>
+      </w:r>
+    </w:p>
+  </w:comment>
+  <w:comment w:id="4" w:author="Teacher" w:date="2026-09-19T00:00:00Z">
+    <w:p>
+      <w:r>
+        <w:t xml:space="preserve">3/4 - Good description of moving each element into place. The missing point is that the first element is treated as an already-sorted sub-list at the start. (-1)</w:t>
+      </w:r>
+    </w:p>
+  </w:comment>
+  <w:comment w:id="5" w:author="Teacher" w:date="2026-09-19T00:00:00Z">
+    <w:p>
+      <w:r>
+        <w:t xml:space="preserve">11/12 - The algorithm is correct and sorts the list in place, but the function does not return the sorted list. Add 'return values' at the end. (-1)</w:t>
+      </w:r>
+    </w:p>
+  </w:comment>
+  <w:comment w:id="6" w:author="Teacher" w:date="2026-09-19T00:00:00Z">
+    <w:p>
+      <w:r>
+        <w:t xml:space="preserve">7/10 - All the values in your trace are correct. However, the table lists the calls as a single chain, so it does not show that the same values are computed repeatedly (for example fib(2) is calculated more than once in different branches). Showing this is the point of the question. (-3)</w:t>
+      </w:r>
+    </w:p>
+  </w:comment>
+  <w:comment w:id="7" w:author="Teacher" w:date="2026-09-19T00:00:00Z">
+    <w:p>
+      <w:r>
+        <w:t xml:space="preserve">2/6 - You correctly identify that the number of calls grows exponentially. The main reason is missing: the function recomputes the same Fibonacci values many times (for example fib(2) is evaluated in both branches), and the consequence is that the program becomes very slow for large n. Your answer focuses on memory rather than the repeated computation. (-4)</w:t>
+      </w:r>
+    </w:p>
+  </w:comment>
+  <w:comment w:id="8" w:author="Teacher" w:date="2026-09-19T00:00:00Z">
+    <w:p>
+      <w:r>
+        <w:t xml:space="preserve">6/8 - Your iterative version is correct and runs in O(n). To gain the remaining marks, state why it is better: each Fibonacci number is computed only once, so the time complexity improves from O(2^n) to O(n). (-2)</w:t>
+      </w:r>
+    </w:p>
+  </w:comment>
+  <w:comment w:id="9" w:author="Teacher" w:date="2026-09-19T00:00:00Z">
+    <w:p>
+      <w:r>
+        <w:t xml:space="preserve">5/8 - All three operations are present and correct, but 'global tp' is missing in push() and pop(). In Python, assigning to tp inside a function without 'global tp' creates a local variable and raises UnboundLocalError, so neither method works. (-3)</w:t>
+      </w:r>
+    </w:p>
+  </w:comment>
+</w:comments>
 </file>
 
 <file path=word/endnotes.xml><?xml version="1.0" encoding="utf-8"?>
